--- a/Paper/Medical_Physics/Accepted_Submission/Figures/Figure 9.docx
+++ b/Paper/Medical_Physics/Accepted_Submission/Figures/Figure 9.docx
@@ -18,16 +18,7 @@
           <w:sz w:val="24"/>
           <w:szCs w:val="24"/>
         </w:rPr>
-        <w:t xml:space="preserve">Figure </w:t>
-      </w:r>
-      <w:r>
-        <w:rPr>
-          <w:rFonts w:ascii="Times New Roman" w:hAnsi="Times New Roman"/>
-          <w:i/>
-          <w:sz w:val="24"/>
-          <w:szCs w:val="24"/>
-        </w:rPr>
-        <w:fldChar w:fldCharType="begin"/>
+        <w:t>Figure</w:t>
       </w:r>
       <w:r>
         <w:rPr>
@@ -35,36 +26,10 @@
           <w:sz w:val="24"/>
           <w:szCs w:val="24"/>
         </w:rPr>
-        <w:instrText xml:space="preserve"> SEQ Figure \* ARABIC </w:instrText>
+        <w:t xml:space="preserve"> 9</w:t>
       </w:r>
-      <w:r>
-        <w:rPr>
-          <w:rFonts w:ascii="Times New Roman" w:hAnsi="Times New Roman"/>
-          <w:i/>
-          <w:sz w:val="24"/>
-          <w:szCs w:val="24"/>
-        </w:rPr>
-        <w:fldChar w:fldCharType="separate"/>
-      </w:r>
-      <w:r>
-        <w:rPr>
-          <w:rFonts w:ascii="Times New Roman" w:hAnsi="Times New Roman"/>
-          <w:noProof/>
-          <w:sz w:val="24"/>
-          <w:szCs w:val="24"/>
-        </w:rPr>
-        <w:t>9</w:t>
-      </w:r>
-      <w:r>
-        <w:rPr>
-          <w:rFonts w:ascii="Times New Roman" w:hAnsi="Times New Roman"/>
-          <w:i/>
-          <w:noProof/>
-          <w:sz w:val="24"/>
-          <w:szCs w:val="24"/>
-        </w:rPr>
-        <w:fldChar w:fldCharType="end"/>
-      </w:r>
+      <w:bookmarkStart w:id="0" w:name="_GoBack"/>
+      <w:bookmarkEnd w:id="0"/>
       <w:r>
         <w:rPr>
           <w:rFonts w:ascii="Times New Roman" w:hAnsi="Times New Roman" w:cs="Times New Roman"/>
@@ -123,10 +88,7 @@
         </w:drawing>
       </w:r>
     </w:p>
-    <w:p>
-      <w:bookmarkStart w:id="0" w:name="_GoBack"/>
-      <w:bookmarkEnd w:id="0"/>
-    </w:p>
+    <w:p/>
     <w:sectPr>
       <w:pgSz w:w="12240" w:h="15840"/>
       <w:pgMar w:top="1440" w:right="1440" w:bottom="1440" w:left="1440" w:header="720" w:footer="720" w:gutter="0"/>

--- a/Paper/Medical_Physics/Accepted_Submission/Figures/Figure 9.docx
+++ b/Paper/Medical_Physics/Accepted_Submission/Figures/Figure 9.docx
@@ -1,13 +1,17 @@
 
 <file path=word/document.xml><?xml version="1.0" encoding="utf-8"?>
-<w:document xmlns:wpc="http://schemas.microsoft.com/office/word/2010/wordprocessingCanvas" xmlns:cx="http://schemas.microsoft.com/office/drawing/2014/chartex" xmlns:cx1="http://schemas.microsoft.com/office/drawing/2015/9/8/chartex" xmlns:mc="http://schemas.openxmlformats.org/markup-compatibility/2006" xmlns:o="urn:schemas-microsoft-com:office:office" xmlns:r="http://schemas.openxmlformats.org/officeDocument/2006/relationships" xmlns:m="http://schemas.openxmlformats.org/officeDocument/2006/math" xmlns:v="urn:schemas-microsoft-com:vml" xmlns:wp14="http://schemas.microsoft.com/office/word/2010/wordprocessingDrawing" xmlns:wp="http://schemas.openxmlformats.org/drawingml/2006/wordprocessingDrawing" xmlns:w10="urn:schemas-microsoft-com:office:word" xmlns:w="http://schemas.openxmlformats.org/wordprocessingml/2006/main" xmlns:w14="http://schemas.microsoft.com/office/word/2010/wordml" xmlns:w15="http://schemas.microsoft.com/office/word/2012/wordml" xmlns:w16se="http://schemas.microsoft.com/office/word/2015/wordml/symex" xmlns:wpg="http://schemas.microsoft.com/office/word/2010/wordprocessingGroup" xmlns:wpi="http://schemas.microsoft.com/office/word/2010/wordprocessingInk" xmlns:wne="http://schemas.microsoft.com/office/word/2006/wordml" xmlns:wps="http://schemas.microsoft.com/office/word/2010/wordprocessingShape" mc:Ignorable="w14 w15 w16se wp14">
+<w:document xmlns:wpc="http://schemas.microsoft.com/office/word/2010/wordprocessingCanvas" xmlns:cx="http://schemas.microsoft.com/office/drawing/2014/chartex" xmlns:cx1="http://schemas.microsoft.com/office/drawing/2015/9/8/chartex" xmlns:cx2="http://schemas.microsoft.com/office/drawing/2015/10/21/chartex" xmlns:cx3="http://schemas.microsoft.com/office/drawing/2016/5/9/chartex" xmlns:cx4="http://schemas.microsoft.com/office/drawing/2016/5/10/chartex" xmlns:cx5="http://schemas.microsoft.com/office/drawing/2016/5/11/chartex" xmlns:cx6="http://schemas.microsoft.com/office/drawing/2016/5/12/chartex" xmlns:cx7="http://schemas.microsoft.com/office/drawing/2016/5/13/chartex" xmlns:cx8="http://schemas.microsoft.com/office/drawing/2016/5/14/chartex" xmlns:mc="http://schemas.openxmlformats.org/markup-compatibility/2006" xmlns:aink="http://schemas.microsoft.com/office/drawing/2016/ink" xmlns:am3d="http://schemas.microsoft.com/office/drawing/2017/model3d" xmlns:o="urn:schemas-microsoft-com:office:office" xmlns:r="http://schemas.openxmlformats.org/officeDocument/2006/relationships" xmlns:m="http://schemas.openxmlformats.org/officeDocument/2006/math" xmlns:v="urn:schemas-microsoft-com:vml" xmlns:wp14="http://schemas.microsoft.com/office/word/2010/wordprocessingDrawing" xmlns:wp="http://schemas.openxmlformats.org/drawingml/2006/wordprocessingDrawing" xmlns:w10="urn:schemas-microsoft-com:office:word" xmlns:w="http://schemas.openxmlformats.org/wordprocessingml/2006/main" xmlns:w14="http://schemas.microsoft.com/office/word/2010/wordml" xmlns:w15="http://schemas.microsoft.com/office/word/2012/wordml" xmlns:w16cex="http://schemas.microsoft.com/office/word/2018/wordml/cex" xmlns:w16cid="http://schemas.microsoft.com/office/word/2016/wordml/cid" xmlns:w16="http://schemas.microsoft.com/office/word/2018/wordml" xmlns:w16sdtdh="http://schemas.microsoft.com/office/word/2020/wordml/sdtdatahash" xmlns:w16se="http://schemas.microsoft.com/office/word/2015/wordml/symex" xmlns:wpg="http://schemas.microsoft.com/office/word/2010/wordprocessingGroup" xmlns:wpi="http://schemas.microsoft.com/office/word/2010/wordprocessingInk" xmlns:wne="http://schemas.microsoft.com/office/word/2006/wordml" xmlns:wps="http://schemas.microsoft.com/office/word/2010/wordprocessingShape" mc:Ignorable="w14 w15 w16se w16cid w16 w16cex w16sdtdh wp14">
   <w:body>
     <w:p>
       <w:pPr>
+        <w:pStyle w:val="Caption"/>
         <w:keepNext/>
         <w:keepLines/>
+        <w:spacing w:line="360" w:lineRule="auto"/>
         <w:rPr>
-          <w:rFonts w:ascii="Times New Roman" w:hAnsi="Times New Roman" w:cs="Times New Roman"/>
+          <w:rFonts w:ascii="Times New Roman" w:hAnsi="Times New Roman"/>
+          <w:i w:val="0"/>
+          <w:color w:val="auto"/>
           <w:sz w:val="24"/>
           <w:szCs w:val="24"/>
         </w:rPr>
@@ -15,6 +19,8 @@
       <w:r>
         <w:rPr>
           <w:rFonts w:ascii="Times New Roman" w:hAnsi="Times New Roman"/>
+          <w:i w:val="0"/>
+          <w:color w:val="auto"/>
           <w:sz w:val="24"/>
           <w:szCs w:val="24"/>
         </w:rPr>
@@ -23,20 +29,32 @@
       <w:r>
         <w:rPr>
           <w:rFonts w:ascii="Times New Roman" w:hAnsi="Times New Roman"/>
+          <w:i w:val="0"/>
+          <w:color w:val="auto"/>
           <w:sz w:val="24"/>
           <w:szCs w:val="24"/>
         </w:rPr>
-        <w:t xml:space="preserve"> 9</w:t>
+        <w:t xml:space="preserve"> </w:t>
       </w:r>
-      <w:bookmarkStart w:id="0" w:name="_GoBack"/>
-      <w:bookmarkEnd w:id="0"/>
       <w:r>
         <w:rPr>
-          <w:rFonts w:ascii="Times New Roman" w:hAnsi="Times New Roman" w:cs="Times New Roman"/>
+          <w:rFonts w:ascii="Times New Roman" w:hAnsi="Times New Roman"/>
+          <w:i w:val="0"/>
+          <w:color w:val="auto"/>
           <w:sz w:val="24"/>
           <w:szCs w:val="24"/>
         </w:rPr>
-        <w:t>: Patient 7, where no overlap between 5mm margin and actual progression was present. The poor contrast scan makes it difficult to identify where exactly the boundary of sufficient ablation is located.</w:t>
+        <w:t>9</w:t>
+      </w:r>
+      <w:r>
+        <w:rPr>
+          <w:rFonts w:ascii="Times New Roman" w:hAnsi="Times New Roman"/>
+          <w:i w:val="0"/>
+          <w:color w:val="auto"/>
+          <w:sz w:val="24"/>
+          <w:szCs w:val="24"/>
+        </w:rPr>
+        <w:t>: Failings of rigid registration. (A) Rigid registration of the gross tumor volume (GTV, red) onto the post-ablation CT maps part of the tumor outside of the ablation zone (green), and gives a false sense of confidence in the delivered margin caudally. (B) Deformable registration of the GTV (gold) onto the post-ablation CT indicates potentially insufficient ablation margin in caudal aspect. (C) Development of disease progression (pink) in the caudal aspect of the recovered ablation zone (green) corresponds with insufficient margin in (B).</w:t>
       </w:r>
     </w:p>
     <w:p>
@@ -49,13 +67,16 @@
       </w:pPr>
       <w:r>
         <w:rPr>
+          <w:rFonts w:ascii="Times New Roman" w:hAnsi="Times New Roman" w:cs="Times New Roman"/>
           <w:noProof/>
+          <w:sz w:val="24"/>
+          <w:szCs w:val="24"/>
         </w:rPr>
         <w:drawing>
-          <wp:inline distT="0" distB="0" distL="0" distR="0" wp14:anchorId="3B2E6F70" wp14:editId="7F75FE37">
-            <wp:extent cx="5114925" cy="4103835"/>
-            <wp:effectExtent l="0" t="0" r="0" b="0"/>
-            <wp:docPr id="38" name="Picture 38"/>
+          <wp:inline distT="0" distB="0" distL="0" distR="0" wp14:anchorId="4DAF8671" wp14:editId="61C588F2">
+            <wp:extent cx="6437432" cy="3626485"/>
+            <wp:effectExtent l="0" t="0" r="1905" b="0"/>
+            <wp:docPr id="35" name="Picture 35"/>
             <wp:cNvGraphicFramePr>
               <a:graphicFrameLocks xmlns:a="http://schemas.openxmlformats.org/drawingml/2006/main" noChangeAspect="1"/>
             </wp:cNvGraphicFramePr>
@@ -63,23 +84,33 @@
               <a:graphicData uri="http://schemas.openxmlformats.org/drawingml/2006/picture">
                 <pic:pic xmlns:pic="http://schemas.openxmlformats.org/drawingml/2006/picture">
                   <pic:nvPicPr>
-                    <pic:cNvPr id="1" name=""/>
-                    <pic:cNvPicPr/>
+                    <pic:cNvPr id="0" name="Picture 4"/>
+                    <pic:cNvPicPr>
+                      <a:picLocks noChangeAspect="1" noChangeArrowheads="1"/>
+                    </pic:cNvPicPr>
                   </pic:nvPicPr>
                   <pic:blipFill>
-                    <a:blip r:embed="rId4"/>
+                    <a:blip r:embed="rId4" cstate="print">
+                      <a:extLst>
+                        <a:ext uri="{28A0092B-C50C-407E-A947-70E740481C1C}">
+                          <a14:useLocalDpi xmlns:a14="http://schemas.microsoft.com/office/drawing/2010/main" val="0"/>
+                        </a:ext>
+                      </a:extLst>
+                    </a:blip>
+                    <a:srcRect/>
                     <a:stretch>
                       <a:fillRect/>
                     </a:stretch>
                   </pic:blipFill>
-                  <pic:spPr>
+                  <pic:spPr bwMode="auto">
                     <a:xfrm>
                       <a:off x="0" y="0"/>
-                      <a:ext cx="5124173" cy="4111255"/>
+                      <a:ext cx="6446151" cy="3631397"/>
                     </a:xfrm>
                     <a:prstGeom prst="rect">
                       <a:avLst/>
                     </a:prstGeom>
+                    <a:noFill/>
                   </pic:spPr>
                 </pic:pic>
               </a:graphicData>
@@ -100,7 +131,7 @@
 </file>
 
 <file path=word/styles.xml><?xml version="1.0" encoding="utf-8"?>
-<w:styles xmlns:mc="http://schemas.openxmlformats.org/markup-compatibility/2006" xmlns:r="http://schemas.openxmlformats.org/officeDocument/2006/relationships" xmlns:w="http://schemas.openxmlformats.org/wordprocessingml/2006/main" xmlns:w14="http://schemas.microsoft.com/office/word/2010/wordml" xmlns:w15="http://schemas.microsoft.com/office/word/2012/wordml" xmlns:w16se="http://schemas.microsoft.com/office/word/2015/wordml/symex" mc:Ignorable="w14 w15 w16se">
+<w:styles xmlns:mc="http://schemas.openxmlformats.org/markup-compatibility/2006" xmlns:r="http://schemas.openxmlformats.org/officeDocument/2006/relationships" xmlns:w="http://schemas.openxmlformats.org/wordprocessingml/2006/main" xmlns:w14="http://schemas.microsoft.com/office/word/2010/wordml" xmlns:w15="http://schemas.microsoft.com/office/word/2012/wordml" xmlns:w16cex="http://schemas.microsoft.com/office/word/2018/wordml/cex" xmlns:w16cid="http://schemas.microsoft.com/office/word/2016/wordml/cid" xmlns:w16="http://schemas.microsoft.com/office/word/2018/wordml" xmlns:w16sdtdh="http://schemas.microsoft.com/office/word/2020/wordml/sdtdatahash" xmlns:w16se="http://schemas.microsoft.com/office/word/2015/wordml/symex" mc:Ignorable="w14 w15 w16se w16cid w16 w16cex w16sdtdh">
   <w:docDefaults>
     <w:rPrDefault>
       <w:rPr>
@@ -116,7 +147,7 @@
       </w:pPr>
     </w:pPrDefault>
   </w:docDefaults>
-  <w:latentStyles w:defLockedState="0" w:defUIPriority="99" w:defSemiHidden="0" w:defUnhideWhenUsed="0" w:defQFormat="0" w:count="371">
+  <w:latentStyles w:defLockedState="0" w:defUIPriority="99" w:defSemiHidden="0" w:defUnhideWhenUsed="0" w:defQFormat="0" w:count="376">
     <w:lsdException w:name="Normal" w:uiPriority="0" w:qFormat="1"/>
     <w:lsdException w:name="heading 1" w:uiPriority="9" w:qFormat="1"/>
     <w:lsdException w:name="heading 2" w:semiHidden="1" w:uiPriority="9" w:unhideWhenUsed="1" w:qFormat="1"/>
@@ -222,7 +253,6 @@
     <w:lsdException w:name="HTML Sample" w:semiHidden="1" w:unhideWhenUsed="1"/>
     <w:lsdException w:name="HTML Typewriter" w:semiHidden="1" w:unhideWhenUsed="1"/>
     <w:lsdException w:name="HTML Variable" w:semiHidden="1" w:unhideWhenUsed="1"/>
-    <w:lsdException w:name="Normal Table" w:semiHidden="1" w:unhideWhenUsed="1"/>
     <w:lsdException w:name="annotation subject" w:semiHidden="1" w:unhideWhenUsed="1"/>
     <w:lsdException w:name="No List" w:semiHidden="1" w:unhideWhenUsed="1"/>
     <w:lsdException w:name="Outline List 1" w:semiHidden="1" w:unhideWhenUsed="1"/>
@@ -265,11 +295,8 @@
     <w:lsdException w:name="Table Contemporary" w:semiHidden="1" w:unhideWhenUsed="1"/>
     <w:lsdException w:name="Table Elegant" w:semiHidden="1" w:unhideWhenUsed="1"/>
     <w:lsdException w:name="Table Professional" w:semiHidden="1" w:unhideWhenUsed="1"/>
-    <w:lsdException w:name="Table Subtle 1" w:semiHidden="1" w:unhideWhenUsed="1"/>
     <w:lsdException w:name="Table Subtle 2" w:semiHidden="1" w:unhideWhenUsed="1"/>
     <w:lsdException w:name="Table Web 1" w:semiHidden="1" w:unhideWhenUsed="1"/>
-    <w:lsdException w:name="Table Web 2" w:semiHidden="1" w:unhideWhenUsed="1"/>
-    <w:lsdException w:name="Table Web 3" w:semiHidden="1" w:unhideWhenUsed="1"/>
     <w:lsdException w:name="Balloon Text" w:semiHidden="1" w:unhideWhenUsed="1"/>
     <w:lsdException w:name="Table Grid" w:uiPriority="39"/>
     <w:lsdException w:name="Table Theme" w:semiHidden="1" w:unhideWhenUsed="1"/>
@@ -488,11 +515,16 @@
     <w:lsdException w:name="List Table 5 Dark Accent 6" w:uiPriority="50"/>
     <w:lsdException w:name="List Table 6 Colorful Accent 6" w:uiPriority="51"/>
     <w:lsdException w:name="List Table 7 Colorful Accent 6" w:uiPriority="52"/>
+    <w:lsdException w:name="Mention" w:semiHidden="1" w:unhideWhenUsed="1"/>
+    <w:lsdException w:name="Smart Hyperlink" w:semiHidden="1" w:unhideWhenUsed="1"/>
+    <w:lsdException w:name="Hashtag" w:semiHidden="1" w:unhideWhenUsed="1"/>
+    <w:lsdException w:name="Unresolved Mention" w:semiHidden="1" w:unhideWhenUsed="1"/>
+    <w:lsdException w:name="Smart Link" w:semiHidden="1" w:unhideWhenUsed="1"/>
   </w:latentStyles>
   <w:style w:type="paragraph" w:default="1" w:styleId="Normal">
     <w:name w:val="Normal"/>
     <w:qFormat/>
-    <w:rsid w:val="00A54A57"/>
+    <w:rsid w:val="00225B0A"/>
   </w:style>
   <w:style w:type="character" w:default="1" w:styleId="DefaultParagraphFont">
     <w:name w:val="Default Paragraph Font"/>
@@ -520,6 +552,26 @@
     <w:uiPriority w:val="99"/>
     <w:semiHidden/>
     <w:unhideWhenUsed/>
+  </w:style>
+  <w:style w:type="paragraph" w:styleId="Caption">
+    <w:name w:val="caption"/>
+    <w:basedOn w:val="Normal"/>
+    <w:next w:val="Normal"/>
+    <w:uiPriority w:val="35"/>
+    <w:unhideWhenUsed/>
+    <w:qFormat/>
+    <w:rsid w:val="00225B0A"/>
+    <w:pPr>
+      <w:spacing w:after="200" w:line="240" w:lineRule="auto"/>
+    </w:pPr>
+    <w:rPr>
+      <w:rFonts w:eastAsia="Times New Roman" w:cs="Times New Roman"/>
+      <w:i/>
+      <w:iCs/>
+      <w:color w:val="44546A" w:themeColor="text2"/>
+      <w:sz w:val="18"/>
+      <w:szCs w:val="18"/>
+    </w:rPr>
   </w:style>
 </w:styles>
 </file>
